--- a/modules/Введение в ООП/content/lesson_02.docx
+++ b/modules/Введение в ООП/content/lesson_02.docx
@@ -384,7 +384,7 @@
         <w:pStyle w:val="ListBullet"/>
       </w:pPr>
       <w:r>
-        <w:t>Коротко повторить прошлый урок: класс — это чертеж, объект — конкретная вещь, `new` создает объект.</w:t>
+        <w:t>Коротко повторить прошлый урок: класс — это шаблон, объект — конкретная вещь, `new` создает объект.</w:t>
       </w:r>
     </w:p>
     <w:p>
